--- a/a7/packages/A7 Unit 6 - Relationships in Triangles/Assessment/Practice Test/A7 Unit 6 Relationships in Triangles - Practice Test.docx
+++ b/a7/packages/A7 Unit 6 - Relationships in Triangles/Assessment/Practice Test/A7 Unit 6 Relationships in Triangles - Practice Test.docx
@@ -1316,7 +1316,7 @@
                     <a:graphicData uri="http://schemas.openxmlformats.org/drawingml/2006/picture">
                       <pic:pic>
                         <pic:nvPicPr>
-                          <pic:cNvPr id="0" name="g58526b6b16a26ee1.png"/>
+                          <pic:cNvPr id="0" name="g36a36514ffcafc80.png"/>
                           <pic:cNvPicPr/>
                         </pic:nvPicPr>
                         <pic:blipFill>
@@ -1857,7 +1857,7 @@
                     <a:graphicData uri="http://schemas.openxmlformats.org/drawingml/2006/picture">
                       <pic:pic>
                         <pic:nvPicPr>
-                          <pic:cNvPr id="0" name="gfac33b63cbad229b.png"/>
+                          <pic:cNvPr id="0" name="g6fcb21ee88eb34ba.png"/>
                           <pic:cNvPicPr/>
                         </pic:nvPicPr>
                         <pic:blipFill>
@@ -2056,7 +2056,7 @@
                     <a:graphicData uri="http://schemas.openxmlformats.org/drawingml/2006/picture">
                       <pic:pic>
                         <pic:nvPicPr>
-                          <pic:cNvPr id="0" name="ge3cd9032f5b85568.png"/>
+                          <pic:cNvPr id="0" name="g19969902e45f7f1f.png"/>
                           <pic:cNvPicPr/>
                         </pic:nvPicPr>
                         <pic:blipFill>
@@ -2422,7 +2422,7 @@
                 <w:color w:val="1A1A1A"/>
                 <w:sz w:val="22"/>
               </w:rPr>
-              <w:t>The two triangles are similar. Find x.</w:t>
+              <w:t>Triangle ABC is similar to triangle DEF. Find x.</w:t>
             </w:r>
             <w:r>
               <w:tab/>
@@ -2445,7 +2445,7 @@
             <w:r>
               <w:drawing>
                 <wp:inline xmlns:a="http://schemas.openxmlformats.org/drawingml/2006/main" xmlns:pic="http://schemas.openxmlformats.org/drawingml/2006/picture">
-                  <wp:extent cx="3840480" cy="789656"/>
+                  <wp:extent cx="3840480" cy="805827"/>
                   <wp:docPr id="11" name="Picture 11"/>
                   <wp:cNvGraphicFramePr>
                     <a:graphicFrameLocks noChangeAspect="1"/>
@@ -2454,7 +2454,7 @@
                     <a:graphicData uri="http://schemas.openxmlformats.org/drawingml/2006/picture">
                       <pic:pic>
                         <pic:nvPicPr>
-                          <pic:cNvPr id="0" name="g08e3737eec849ce5.png"/>
+                          <pic:cNvPr id="0" name="g94b328a987e0a2d7.png"/>
                           <pic:cNvPicPr/>
                         </pic:nvPicPr>
                         <pic:blipFill>
@@ -2466,7 +2466,7 @@
                         <pic:spPr>
                           <a:xfrm>
                             <a:off x="0" y="0"/>
-                            <a:ext cx="3840480" cy="789656"/>
+                            <a:ext cx="3840480" cy="805827"/>
                           </a:xfrm>
                           <a:prstGeom prst="rect"/>
                         </pic:spPr>
@@ -2581,7 +2581,7 @@
                     <a:graphicData uri="http://schemas.openxmlformats.org/drawingml/2006/picture">
                       <pic:pic>
                         <pic:nvPicPr>
-                          <pic:cNvPr id="0" name="g57d6b9c73052dfc2.png"/>
+                          <pic:cNvPr id="0" name="gb42504a6a73fd2db.png"/>
                           <pic:cNvPicPr/>
                         </pic:nvPicPr>
                         <pic:blipFill>

--- a/a7/packages/A7 Unit 6 - Relationships in Triangles/Assessment/Practice Test/A7 Unit 6 Relationships in Triangles - Practice Test.docx
+++ b/a7/packages/A7 Unit 6 - Relationships in Triangles/Assessment/Practice Test/A7 Unit 6 Relationships in Triangles - Practice Test.docx
@@ -203,7 +203,7 @@
           <w:color w:val="1A1A1A"/>
           <w:sz w:val="24"/>
         </w:rPr>
-        <w:t>Part 1.  Triangle Inequality and the Converse</w:t>
+        <w:t>Triangle Inequality and the Converse</w:t>
       </w:r>
       <w:r>
         <w:tab/>
@@ -958,7 +958,7 @@
           <w:color w:val="1A1A1A"/>
           <w:sz w:val="24"/>
         </w:rPr>
-        <w:t>Part 2.  The Pythagorean Theorem</w:t>
+        <w:t>The Pythagorean Theorem</w:t>
       </w:r>
       <w:r>
         <w:tab/>
@@ -1459,7 +1459,7 @@
             <w:r>
               <w:drawing>
                 <wp:inline xmlns:a="http://schemas.openxmlformats.org/drawingml/2006/main" xmlns:pic="http://schemas.openxmlformats.org/drawingml/2006/picture">
-                  <wp:extent cx="877824" cy="131064"/>
+                  <wp:extent cx="694944" cy="131064"/>
                   <wp:docPr id="7" name="Picture 7"/>
                   <wp:cNvGraphicFramePr>
                     <a:graphicFrameLocks noChangeAspect="1"/>
@@ -1468,7 +1468,7 @@
                     <a:graphicData uri="http://schemas.openxmlformats.org/drawingml/2006/picture">
                       <pic:pic>
                         <pic:nvPicPr>
-                          <pic:cNvPr id="0" name="9f0f45c6290a8aed.png"/>
+                          <pic:cNvPr id="0" name="d7c5b713ecc291b8.png"/>
                           <pic:cNvPicPr/>
                         </pic:nvPicPr>
                         <pic:blipFill>
@@ -1480,7 +1480,7 @@
                         <pic:spPr>
                           <a:xfrm>
                             <a:off x="0" y="0"/>
-                            <a:ext cx="877824" cy="131064"/>
+                            <a:ext cx="694944" cy="131064"/>
                           </a:xfrm>
                           <a:prstGeom prst="rect"/>
                         </pic:spPr>
@@ -1741,7 +1741,7 @@
           <w:color w:val="1A1A1A"/>
           <w:sz w:val="24"/>
         </w:rPr>
-        <w:t>Part 3.  Distance on the Coordinate Plane</w:t>
+        <w:t>Distance on the Coordinate Plane</w:t>
       </w:r>
       <w:r>
         <w:tab/>
@@ -2353,7 +2353,7 @@
           <w:color w:val="1A1A1A"/>
           <w:sz w:val="24"/>
         </w:rPr>
-        <w:t>Part 4.  Similar Triangles</w:t>
+        <w:t>Similar Triangles</w:t>
       </w:r>
       <w:r>
         <w:tab/>
